--- a/Отчет о поверках.docx
+++ b/Отчет о поверках.docx
@@ -31,7 +31,6 @@
           <w:b/>
           <w:bCs/>
           <w:i/>
-          <w:lang w:val="en-US"/>
         </w:rPr>
       </w:pPr>
       <w:r>
@@ -97,7 +96,6 @@
         <w:jc w:val="center"/>
         <w:rPr>
           <w:szCs w:val="32"/>
-          <w:lang w:val="en-US"/>
         </w:rPr>
       </w:pPr>
     </w:p>
@@ -114,23 +112,23 @@
     <w:tbl>
       <w:tblPr>
         <w:tblStyle w:val="a5"/>
-        <w:tblW w:w="9351" w:type="dxa"/>
+        <w:tblW w:w="10201" w:type="dxa"/>
         <w:tblLook w:val="04A0" w:firstRow="1" w:lastRow="0" w:firstColumn="1" w:lastColumn="0" w:noHBand="0" w:noVBand="1"/>
       </w:tblPr>
       <w:tblGrid>
-        <w:gridCol w:w="545"/>
-        <w:gridCol w:w="1435"/>
-        <w:gridCol w:w="1276"/>
-        <w:gridCol w:w="875"/>
-        <w:gridCol w:w="1045"/>
-        <w:gridCol w:w="1417"/>
-        <w:gridCol w:w="1340"/>
-        <w:gridCol w:w="1418"/>
+        <w:gridCol w:w="536"/>
+        <w:gridCol w:w="1609"/>
+        <w:gridCol w:w="1113"/>
+        <w:gridCol w:w="1247"/>
+        <w:gridCol w:w="995"/>
+        <w:gridCol w:w="1267"/>
+        <w:gridCol w:w="1997"/>
+        <w:gridCol w:w="1437"/>
       </w:tblGrid>
       <w:tr>
         <w:tc>
           <w:tcPr>
-            <w:tcW w:w="545" w:type="dxa"/>
+            <w:tcW w:w="536" w:type="dxa"/>
           </w:tcPr>
           <w:p>
             <w:pPr>
@@ -151,7 +149,7 @@
         </w:tc>
         <w:tc>
           <w:tcPr>
-            <w:tcW w:w="1435" w:type="dxa"/>
+            <w:tcW w:w="1609" w:type="dxa"/>
             <w:vAlign w:val="center"/>
           </w:tcPr>
           <w:p>
@@ -173,7 +171,7 @@
         </w:tc>
         <w:tc>
           <w:tcPr>
-            <w:tcW w:w="1276" w:type="dxa"/>
+            <w:tcW w:w="1113" w:type="dxa"/>
           </w:tcPr>
           <w:p>
             <w:pPr>
@@ -194,7 +192,7 @@
         </w:tc>
         <w:tc>
           <w:tcPr>
-            <w:tcW w:w="875" w:type="dxa"/>
+            <w:tcW w:w="1247" w:type="dxa"/>
           </w:tcPr>
           <w:p>
             <w:pPr>
@@ -215,7 +213,7 @@
         </w:tc>
         <w:tc>
           <w:tcPr>
-            <w:tcW w:w="1045" w:type="dxa"/>
+            <w:tcW w:w="995" w:type="dxa"/>
           </w:tcPr>
           <w:p>
             <w:pPr>
@@ -236,7 +234,7 @@
         </w:tc>
         <w:tc>
           <w:tcPr>
-            <w:tcW w:w="1417" w:type="dxa"/>
+            <w:tcW w:w="1267" w:type="dxa"/>
           </w:tcPr>
           <w:p>
             <w:pPr>
@@ -257,7 +255,7 @@
         </w:tc>
         <w:tc>
           <w:tcPr>
-            <w:tcW w:w="1340" w:type="dxa"/>
+            <w:tcW w:w="1997" w:type="dxa"/>
           </w:tcPr>
           <w:p>
             <w:pPr>
@@ -278,7 +276,7 @@
         </w:tc>
         <w:tc>
           <w:tcPr>
-            <w:tcW w:w="1418" w:type="dxa"/>
+            <w:tcW w:w="1437" w:type="dxa"/>
           </w:tcPr>
           <w:p>
             <w:pPr>
@@ -301,13 +299,13 @@
       <w:tr>
         <w:tc>
           <w:tcPr>
-            <w:tcW w:w="545" w:type="dxa"/>
+            <w:tcW w:w="536" w:type="dxa"/>
           </w:tcPr>
           <w:p/>
         </w:tc>
         <w:tc>
           <w:tcPr>
-            <w:tcW w:w="1435" w:type="dxa"/>
+            <w:tcW w:w="1609" w:type="dxa"/>
           </w:tcPr>
           <w:p>
             <w:pPr>
@@ -317,7 +315,7 @@
         </w:tc>
         <w:tc>
           <w:tcPr>
-            <w:tcW w:w="1276" w:type="dxa"/>
+            <w:tcW w:w="1113" w:type="dxa"/>
           </w:tcPr>
           <w:p>
             <w:pPr>
@@ -327,7 +325,7 @@
         </w:tc>
         <w:tc>
           <w:tcPr>
-            <w:tcW w:w="875" w:type="dxa"/>
+            <w:tcW w:w="1247" w:type="dxa"/>
           </w:tcPr>
           <w:p>
             <w:pPr>
@@ -337,7 +335,7 @@
         </w:tc>
         <w:tc>
           <w:tcPr>
-            <w:tcW w:w="1045" w:type="dxa"/>
+            <w:tcW w:w="995" w:type="dxa"/>
           </w:tcPr>
           <w:p>
             <w:pPr>
@@ -347,7 +345,7 @@
         </w:tc>
         <w:tc>
           <w:tcPr>
-            <w:tcW w:w="1417" w:type="dxa"/>
+            <w:tcW w:w="1267" w:type="dxa"/>
           </w:tcPr>
           <w:p>
             <w:pPr>
@@ -357,7 +355,7 @@
         </w:tc>
         <w:tc>
           <w:tcPr>
-            <w:tcW w:w="1340" w:type="dxa"/>
+            <w:tcW w:w="1997" w:type="dxa"/>
           </w:tcPr>
           <w:p>
             <w:pPr>
@@ -367,7 +365,7 @@
         </w:tc>
         <w:tc>
           <w:tcPr>
-            <w:tcW w:w="1418" w:type="dxa"/>
+            <w:tcW w:w="1437" w:type="dxa"/>
           </w:tcPr>
           <w:p>
             <w:pPr>
